--- a/06_Use_Case_Model.docx
+++ b/06_Use_Case_Model.docx
@@ -9,9 +9,8 @@
       </w:pPr>
       <w:r>
         <w:rPr>
-          <w:rFonts w:ascii="Times New Roman" w:hAnsi="Times New Roman" w:eastAsia="Times New Roman"/>
+          <w:rFonts w:ascii="Times New Roman" w:hAnsi="Times New Roman"/>
           <w:b/>
-          <w:color w:val="000000"/>
           <w:sz w:val="32"/>
         </w:rPr>
         <w:t>EVENT MANAGEMENT SYSTEM</w:t>
@@ -24,9 +23,8 @@
       </w:pPr>
       <w:r>
         <w:rPr>
-          <w:rFonts w:ascii="Times New Roman" w:hAnsi="Times New Roman" w:eastAsia="Times New Roman"/>
+          <w:rFonts w:ascii="Times New Roman" w:hAnsi="Times New Roman"/>
           <w:b/>
-          <w:color w:val="000000"/>
           <w:sz w:val="26"/>
         </w:rPr>
         <w:t>6. Use Case Model</w:t>
@@ -39,8 +37,7 @@
       </w:pPr>
       <w:r>
         <w:rPr>
-          <w:rFonts w:ascii="Times New Roman" w:hAnsi="Times New Roman" w:eastAsia="Times New Roman"/>
-          <w:color w:val="000000"/>
+          <w:rFonts w:ascii="Times New Roman" w:hAnsi="Times New Roman"/>
           <w:sz w:val="22"/>
         </w:rPr>
         <w:t>Team E7</w:t>
@@ -52,6 +49,10 @@
         <w:jc w:val="center"/>
       </w:pPr>
       <w:r>
+        <w:rPr>
+          <w:rFonts w:ascii="Times New Roman" w:hAnsi="Times New Roman"/>
+          <w:sz w:val="22"/>
+        </w:rPr>
         <w:t>Saketh Narayanam – PES1UG24CS292 | Neeraj R Gowda – PES1UG24CS295 | Likhith Reddy M – PES1UG24CS282 | N. Adil Ahmed – PES1UG24CS285</w:t>
       </w:r>
     </w:p>
@@ -1576,6 +1577,89 @@
         <w:t>The use-case list uses the same four main actors and the same core interactions that are shown in the UML diagram. Notifications are treated as part of the application workflow.</w:t>
       </w:r>
     </w:p>
+    <w:p>
+      <w:pPr>
+        <w:jc w:val="center"/>
+      </w:pPr>
+      <w:r>
+        <w:rPr>
+          <w:rFonts w:ascii="Times New Roman" w:hAnsi="Times New Roman"/>
+          <w:sz w:val="22"/>
+        </w:rPr>
+        <w:drawing>
+          <wp:inline xmlns:a="http://schemas.openxmlformats.org/drawingml/2006/main" xmlns:pic="http://schemas.openxmlformats.org/drawingml/2006/picture">
+            <wp:extent cx="5760720" cy="3787814"/>
+            <wp:docPr id="1" name="Picture 1"/>
+            <wp:cNvGraphicFramePr>
+              <a:graphicFrameLocks noChangeAspect="1"/>
+            </wp:cNvGraphicFramePr>
+            <a:graphic>
+              <a:graphicData uri="http://schemas.openxmlformats.org/drawingml/2006/picture">
+                <pic:pic>
+                  <pic:nvPicPr>
+                    <pic:cNvPr id="0" name="Use_Case_Diagram.png"/>
+                    <pic:cNvPicPr/>
+                  </pic:nvPicPr>
+                  <pic:blipFill>
+                    <a:blip r:embed="rId11"/>
+                    <a:stretch>
+                      <a:fillRect/>
+                    </a:stretch>
+                  </pic:blipFill>
+                  <pic:spPr>
+                    <a:xfrm>
+                      <a:off x="0" y="0"/>
+                      <a:ext cx="5760720" cy="3787814"/>
+                    </a:xfrm>
+                    <a:prstGeom prst="rect"/>
+                  </pic:spPr>
+                </pic:pic>
+              </a:graphicData>
+            </a:graphic>
+          </wp:inline>
+        </w:drawing>
+      </w:r>
+    </w:p>
+    <w:p>
+      <w:r>
+        <w:rPr>
+          <w:rFonts w:ascii="Times New Roman" w:hAnsi="Times New Roman"/>
+          <w:sz w:val="22"/>
+        </w:rPr>
+        <w:drawing>
+          <wp:inline xmlns:a="http://schemas.openxmlformats.org/drawingml/2006/main" xmlns:pic="http://schemas.openxmlformats.org/drawingml/2006/picture">
+            <wp:extent cx="5760720" cy="3787814"/>
+            <wp:docPr id="2" name="Picture 2"/>
+            <wp:cNvGraphicFramePr>
+              <a:graphicFrameLocks noChangeAspect="1"/>
+            </wp:cNvGraphicFramePr>
+            <a:graphic>
+              <a:graphicData uri="http://schemas.openxmlformats.org/drawingml/2006/picture">
+                <pic:pic>
+                  <pic:nvPicPr>
+                    <pic:cNvPr id="0" name="image.png"/>
+                    <pic:cNvPicPr/>
+                  </pic:nvPicPr>
+                  <pic:blipFill>
+                    <a:blip r:embed="rId11"/>
+                    <a:stretch>
+                      <a:fillRect/>
+                    </a:stretch>
+                  </pic:blipFill>
+                  <pic:spPr>
+                    <a:xfrm>
+                      <a:off x="0" y="0"/>
+                      <a:ext cx="5760720" cy="3787814"/>
+                    </a:xfrm>
+                    <a:prstGeom prst="rect"/>
+                  </pic:spPr>
+                </pic:pic>
+              </a:graphicData>
+            </a:graphic>
+          </wp:inline>
+        </w:drawing>
+      </w:r>
+    </w:p>
     <w:sectPr>
       <w:headerReference w:type="default" r:id="rId9"/>
       <w:footerReference w:type="default" r:id="rId10"/>
